--- a/docs/Laurelshield_Customer_Portal_Textbook.docx
+++ b/docs/Laurelshield_Customer_Portal_Textbook.docx
@@ -5006,7 +5006,7 @@
           <w:i w:val="0"/>
           <w:sz w:val="20"/>
         </w:rPr>
-        <w:t>Every session with the Laurelshield Customer Portal begins at the same split-panel login screen. The left panel, rendered in dark navy, carries the Laurelshield logo and wordmark, the platform's tagline, "Verify once. Demonstrate everywhere," a short description of what the platform does, and four bullet value-proposition points: canonical control verification, signed and revocable passports, independent decision authority, and a full audit trail. The right panel, in white, holds the actual sign-in form: an email field, a password field, and, in this reference deployment, a demo-accounts reference block listing the available demo logins.</w:t>
+        <w:t>Every session with the Laurelshield platform begins at the same split-panel login screen. The left panel, rendered in dark navy, carries the Laurelshield logo and wordmark, the platform's tagline, "Verify once. Demonstrate everywhere," a short description of what the platform does, and four bullet value-proposition points: canonical control verification, signed and revocable passports, independent decision authority, and a full audit trail. The right panel, in white, holds four portal tabs, Customer, Assurance Operations, Broker, and Carrier, above the actual sign-in form: an email field, a password field, a "Continue with company SSO instead" button, and, in this reference deployment, a demo-accounts reference block listing the available demo logins.</w:t>
       </w:r>
     </w:p>
     <w:p>
@@ -5067,7 +5067,35 @@
           <w:color w:val="5A5A5A"/>
           <w:sz w:val="17"/>
         </w:rPr>
-        <w:t>Figure 12.1: The Laurelshield split-panel login screen.</w:t>
+        <w:t>Figure 12.1: The Laurelshield split-panel login screen, showing the four portal tabs and the company SSO option.</w:t>
+      </w:r>
+    </w:p>
+    <w:p>
+      <w:pPr>
+        <w:spacing w:before="0" w:after="120"/>
+      </w:pPr>
+      <w:r>
+        <w:rPr>
+          <w:rFonts w:ascii="Segoe UI" w:hAnsi="Segoe UI"/>
+          <w:b w:val="0"/>
+          <w:i w:val="0"/>
+          <w:sz w:val="20"/>
+        </w:rPr>
+        <w:t>The four portal tabs change only the heading, subtitle, and highlighted demo-account row on the right panel, so a first-time visitor lands on a sign-in form addressed to them, whether they are the organization being assessed, Laurelshield's own assurance staff, a broker, or a carrier underwriter. The tabs are a navigational affordance only; they do not gate anything. The server, not the browser, decides which portal a session actually belongs to, from the account's stored role, every time. Clicking the Broker tab and then signing in with a customer_admin account still lands correctly on the Customer Portal. This matters for the same reason separation of duties matters throughout this book: a control that lives only in the client is not really a control, so portal routing is enforced server-side, and the tabs exist purely to make the form less confusing to a human, not to authorize anything.</w:t>
+      </w:r>
+    </w:p>
+    <w:p>
+      <w:pPr>
+        <w:spacing w:before="0" w:after="120"/>
+      </w:pPr>
+      <w:r>
+        <w:rPr>
+          <w:rFonts w:ascii="Segoe UI" w:hAnsi="Segoe UI"/>
+          <w:b w:val="0"/>
+          <w:i w:val="0"/>
+          <w:sz w:val="20"/>
+        </w:rPr>
+        <w:t>The "Continue with company SSO instead" button is the entry point to the single sign-on flow covered in Chapter 23. A visitor types their work email, clicks the button, and the platform looks up whether that email's domain has single sign-on configured for its organization; if so, the browser is redirected to that organization's own identity provider, and if not, the visitor is told to sign in with a password instead. If an account has multi-factor authentication enabled, whether reached by password or by SSO, sign-in is not complete until a second step: the form replaces itself with a single authenticator-code field, accepting either a live 6-digit time-based code or, for someone who has lost their device, a one-time recovery code in XXXX-XXXX format. Chapter 23 covers enabling MFA, generating and storing recovery codes, and configuring an organization's own identity provider in detail.</w:t>
       </w:r>
     </w:p>
     <w:p>
@@ -5152,7 +5180,7 @@
                 <w:i w:val="0"/>
                 <w:sz w:val="20"/>
               </w:rPr>
-              <w:t>Routing after login is role-based and automatic: signing in with a customer account lands on the Customer Portal covered in this part; signing in with a broker or carrier account lands on a different, role-appropriate portal. There is no manual portal selection step, which is itself a small piece of access control: a user cannot accidentally, or deliberately, browse into a portal their role does not grant.</w:t>
+              <w:t>Routing after login is role-based and automatic, and this is enforced on the server, not by whichever portal tab happened to be selected on screen: signing in with a customer account lands on the Customer Portal covered in this part; signing in with a broker or carrier account lands on a different, role-appropriate portal. A user cannot accidentally, or deliberately, browse into a portal their role does not grant, regardless of which tab they clicked on the way in.</w:t>
             </w:r>
           </w:p>
         </w:tc>
@@ -7593,7 +7621,7 @@
       <w:r>
         <w:drawing>
           <wp:inline xmlns:a="http://schemas.openxmlformats.org/drawingml/2006/main" xmlns:pic="http://schemas.openxmlformats.org/drawingml/2006/picture">
-            <wp:extent cx="5760720" cy="3600450"/>
+            <wp:extent cx="5760720" cy="8833104"/>
             <wp:docPr id="11" name="Picture 11"/>
             <wp:cNvGraphicFramePr>
               <a:graphicFrameLocks noChangeAspect="1"/>
@@ -7614,7 +7642,7 @@
                   <pic:spPr>
                     <a:xfrm>
                       <a:off x="0" y="0"/>
-                      <a:ext cx="5760720" cy="3600450"/>
+                      <a:ext cx="5760720" cy="8833104"/>
                     </a:xfrm>
                     <a:prstGeom prst="rect"/>
                     <a:ln w="9525">
@@ -7740,6 +7768,34 @@
       </w:r>
     </w:p>
     <w:p>
+      <w:r>
+        <w:br w:type="page"/>
+      </w:r>
+    </w:p>
+    <w:p>
+      <w:pPr>
+        <w:spacing w:before="0" w:after="0"/>
+      </w:pPr>
+      <w:r>
+        <w:rPr>
+          <w:rFonts w:ascii="Segoe UI" w:hAnsi="Segoe UI"/>
+          <w:b/>
+          <w:i w:val="0"/>
+          <w:color w:val="0E7C86"/>
+          <w:sz w:val="22"/>
+        </w:rPr>
+        <w:t>CHAPTER 23</w:t>
+      </w:r>
+    </w:p>
+    <w:p>
+      <w:pPr>
+        <w:pStyle w:val="Heading1"/>
+      </w:pPr>
+      <w:r>
+        <w:t>23. Account Settings: Appearance, Multi-Factor Authentication, and Single Sign-On</w:t>
+      </w:r>
+    </w:p>
+    <w:p>
       <w:pPr>
         <w:spacing w:before="0" w:after="120"/>
       </w:pPr>
@@ -7750,7 +7806,446 @@
           <w:i w:val="0"/>
           <w:sz w:val="20"/>
         </w:rPr>
-        <w:t>This concludes the guided walkthrough of the Customer Portal. A customer administrator who has worked through this part in order, from first login through the Audit Trail, has now seen every screen they need for the full lifecycle: registering scope, connecting evidence, reviewing verified control results, mapping supplier dependencies, working remediation, issuing and managing a signed passport, controlling who can see it, contesting a decision when warranted, and confirming, independently, that the whole process behaved exactly as described.</w:t>
+        <w:t>Every screen covered so far in this part concerns ABC Manufacturing's data: its scope, its evidence, its passport, who else can see it. Account Settings is different. It concerns the login itself, the credential that lets Grace Thompson, specifically, act on ABC Manufacturing's behalf, and it is reached from a gear icon in the top-right corner of every screen in the portal, next to Sign out, rather than from the main navigation used for the rest of this part.</w:t>
+      </w:r>
+    </w:p>
+    <w:p>
+      <w:pPr>
+        <w:spacing w:before="120" w:after="40"/>
+        <w:jc w:val="center"/>
+      </w:pPr>
+      <w:r>
+        <w:drawing>
+          <wp:inline xmlns:a="http://schemas.openxmlformats.org/drawingml/2006/main" xmlns:pic="http://schemas.openxmlformats.org/drawingml/2006/picture">
+            <wp:extent cx="5760720" cy="3600450"/>
+            <wp:docPr id="12" name="Picture 12"/>
+            <wp:cNvGraphicFramePr>
+              <a:graphicFrameLocks noChangeAspect="1"/>
+            </wp:cNvGraphicFramePr>
+            <a:graphic>
+              <a:graphicData uri="http://schemas.openxmlformats.org/drawingml/2006/picture">
+                <pic:pic>
+                  <pic:nvPicPr>
+                    <pic:cNvPr id="0" name="11-account-settings.png"/>
+                    <pic:cNvPicPr/>
+                  </pic:nvPicPr>
+                  <pic:blipFill>
+                    <a:blip r:embed="rId20"/>
+                    <a:stretch>
+                      <a:fillRect/>
+                    </a:stretch>
+                  </pic:blipFill>
+                  <pic:spPr>
+                    <a:xfrm>
+                      <a:off x="0" y="0"/>
+                      <a:ext cx="5760720" cy="3600450"/>
+                    </a:xfrm>
+                    <a:prstGeom prst="rect"/>
+                    <a:ln w="9525">
+                      <a:solidFill>
+                        <a:srgbClr val="B7C2CC"/>
+                      </a:solidFill>
+                    </a:ln>
+                  </pic:spPr>
+                </pic:pic>
+              </a:graphicData>
+            </a:graphic>
+          </wp:inline>
+        </w:drawing>
+      </w:r>
+    </w:p>
+    <w:p>
+      <w:pPr>
+        <w:spacing w:before="60" w:after="200"/>
+        <w:jc w:val="center"/>
+      </w:pPr>
+      <w:r>
+        <w:rPr>
+          <w:rFonts w:ascii="Segoe UI" w:hAnsi="Segoe UI"/>
+          <w:b w:val="0"/>
+          <w:i/>
+          <w:color w:val="5A5A5A"/>
+          <w:sz w:val="17"/>
+        </w:rPr>
+        <w:t>Figure 23.1: Account Settings, showing Appearance, Multi-Factor Authentication, and the Single Sign-On configuration form.</w:t>
+      </w:r>
+    </w:p>
+    <w:p>
+      <w:pPr>
+        <w:pStyle w:val="Heading2"/>
+      </w:pPr>
+      <w:r>
+        <w:t>Appearance: Light and Dark</w:t>
+      </w:r>
+    </w:p>
+    <w:p>
+      <w:pPr>
+        <w:spacing w:before="0" w:after="120"/>
+      </w:pPr>
+      <w:r>
+        <w:rPr>
+          <w:rFonts w:ascii="Segoe UI" w:hAnsi="Segoe UI"/>
+          <w:b w:val="0"/>
+          <w:i w:val="0"/>
+          <w:sz w:val="20"/>
+        </w:rPr>
+        <w:t>The Appearance card offers a straightforward Light or Dark toggle, applied instantly and stored in the browser only, not synced across devices and not visible to anyone else at ABC Manufacturing. This is the one setting on this screen with no security implication; it exists for comfort and accessibility, particularly for anyone reviewing evidence or control tables for long stretches, or working in a low-light environment. The dark theme was deliberately built to a strict rule: every element that reads as brand chrome, the top bar, buttons, the Laurelshield wordmark, keeps a single fixed set of colors regardless of theme, while everything else, page backgrounds, body text, card surfaces, inverts cleanly to a near-black background with high-contrast text. A platform that gets this wrong, for example by reusing one color token for two unrelated purposes, ends up with invisible or illegible text in one of the two themes; getting it right is a small but genuine accessibility and quality signal.</w:t>
+      </w:r>
+    </w:p>
+    <w:p>
+      <w:pPr>
+        <w:spacing w:before="120" w:after="40"/>
+        <w:jc w:val="center"/>
+      </w:pPr>
+      <w:r>
+        <w:drawing>
+          <wp:inline xmlns:a="http://schemas.openxmlformats.org/drawingml/2006/main" xmlns:pic="http://schemas.openxmlformats.org/drawingml/2006/picture">
+            <wp:extent cx="5760720" cy="3884486"/>
+            <wp:docPr id="13" name="Picture 13"/>
+            <wp:cNvGraphicFramePr>
+              <a:graphicFrameLocks noChangeAspect="1"/>
+            </wp:cNvGraphicFramePr>
+            <a:graphic>
+              <a:graphicData uri="http://schemas.openxmlformats.org/drawingml/2006/picture">
+                <pic:pic>
+                  <pic:nvPicPr>
+                    <pic:cNvPr id="0" name="12-dark-mode.png"/>
+                    <pic:cNvPicPr/>
+                  </pic:nvPicPr>
+                  <pic:blipFill>
+                    <a:blip r:embed="rId21"/>
+                    <a:stretch>
+                      <a:fillRect/>
+                    </a:stretch>
+                  </pic:blipFill>
+                  <pic:spPr>
+                    <a:xfrm>
+                      <a:off x="0" y="0"/>
+                      <a:ext cx="5760720" cy="3884486"/>
+                    </a:xfrm>
+                    <a:prstGeom prst="rect"/>
+                    <a:ln w="9525">
+                      <a:solidFill>
+                        <a:srgbClr val="B7C2CC"/>
+                      </a:solidFill>
+                    </a:ln>
+                  </pic:spPr>
+                </pic:pic>
+              </a:graphicData>
+            </a:graphic>
+          </wp:inline>
+        </w:drawing>
+      </w:r>
+    </w:p>
+    <w:p>
+      <w:pPr>
+        <w:spacing w:before="60" w:after="200"/>
+        <w:jc w:val="center"/>
+      </w:pPr>
+      <w:r>
+        <w:rPr>
+          <w:rFonts w:ascii="Segoe UI" w:hAnsi="Segoe UI"/>
+          <w:b w:val="0"/>
+          <w:i/>
+          <w:color w:val="5A5A5A"/>
+          <w:sz w:val="17"/>
+        </w:rPr>
+        <w:t>Figure 23.2: The Overview screen in Dark mode. Headings, stat values, status badges, the table header, and navigation links all remain fully legible against the near-black background.</w:t>
+      </w:r>
+    </w:p>
+    <w:p>
+      <w:pPr>
+        <w:pStyle w:val="Heading2"/>
+      </w:pPr>
+      <w:r>
+        <w:t>Multi-Factor Authentication</w:t>
+      </w:r>
+    </w:p>
+    <w:p>
+      <w:pPr>
+        <w:spacing w:before="0" w:after="120"/>
+      </w:pPr>
+      <w:r>
+        <w:rPr>
+          <w:rFonts w:ascii="Segoe UI" w:hAnsi="Segoe UI"/>
+          <w:b w:val="0"/>
+          <w:i w:val="0"/>
+          <w:sz w:val="20"/>
+        </w:rPr>
+        <w:t>The Multi-Factor Authentication card is where Grace enables a second factor on her own login, using any standard TOTP (time-based one-time password) authenticator app: Microsoft Authenticator, Google Authenticator, 1Password, Authy, or any other app that implements the same open standard. Clicking Enable MFA presents a QR code, and a setup key for anyone who prefers to type it in by hand, then asks for a live 6-digit code from the app to confirm the pairing actually worked before MFA is switched on. Immediately after confirmation, the portal displays ten recovery codes, each usable exactly once, meant to be saved somewhere durable, a password manager rather than a sticky note, in case the authenticator device is ever lost. From that point forward, every sign-in to this account, whether by password or by single sign-on, requires that second factor before a session is granted.</w:t>
+      </w:r>
+    </w:p>
+    <w:tbl>
+      <w:tblPr>
+        <w:tblW w:type="auto" w:w="0"/>
+        <w:jc w:val="center"/>
+        <w:tblLook w:firstColumn="1" w:firstRow="1" w:lastColumn="0" w:lastRow="0" w:noHBand="0" w:noVBand="1" w:val="04A0"/>
+      </w:tblPr>
+      <w:tblGrid>
+        <w:gridCol w:w="9648"/>
+      </w:tblGrid>
+      <w:tr>
+        <w:tc>
+          <w:tcPr>
+            <w:tcW w:type="dxa" w:w="9648"/>
+            <w:shd w:val="clear" w:color="auto" w:fill="FFF6E0"/>
+            <w:tcMar>
+              <w:top w:w="100" w:type="dxa"/>
+              <w:bottom w:w="100" w:type="dxa"/>
+              <w:start w:w="160" w:type="dxa"/>
+              <w:end w:w="160" w:type="dxa"/>
+            </w:tcMar>
+            <w:tcBorders>
+              <w:left w:val="single" w:sz="26" w:space="0" w:color="C48A00"/>
+              <w:top w:val="single" w:sz="4" w:space="0" w:color="D8DEE4"/>
+              <w:bottom w:val="single" w:sz="4" w:space="0" w:color="D8DEE4"/>
+              <w:right w:val="single" w:sz="4" w:space="0" w:color="D8DEE4"/>
+            </w:tcBorders>
+          </w:tcPr>
+          <w:p>
+            <w:pPr>
+              <w:spacing w:before="0" w:after="60"/>
+            </w:pPr>
+            <w:r/>
+            <w:r>
+              <w:rPr>
+                <w:rFonts w:ascii="Segoe UI" w:hAnsi="Segoe UI"/>
+                <w:b/>
+                <w:i w:val="0"/>
+                <w:color w:val="6B4E00"/>
+                <w:sz w:val="21"/>
+              </w:rPr>
+              <w:t>KEY POINT</w:t>
+            </w:r>
+          </w:p>
+          <w:p>
+            <w:pPr>
+              <w:spacing w:before="0" w:after="40"/>
+            </w:pPr>
+            <w:r>
+              <w:rPr>
+                <w:rFonts w:ascii="Segoe UI" w:hAnsi="Segoe UI"/>
+                <w:b w:val="0"/>
+                <w:i w:val="0"/>
+                <w:sz w:val="20"/>
+              </w:rPr>
+              <w:t>This is a real second factor, not a cosmetic one. The recovery codes are stored bcrypt-hashed, the same one-way hashing used for the account password itself, so even someone with direct database access cannot read out a usable code. Each code is also single-use: consuming one to sign in immediately removes it from the remaining pool, which is why the panel tracks and displays how many of the original ten are still valid.</w:t>
+            </w:r>
+          </w:p>
+        </w:tc>
+      </w:tr>
+    </w:tbl>
+    <w:p>
+      <w:pPr>
+        <w:spacing w:before="0" w:after="80"/>
+      </w:pPr>
+    </w:p>
+    <w:p>
+      <w:pPr>
+        <w:spacing w:before="0" w:after="120"/>
+      </w:pPr>
+      <w:r>
+        <w:rPr>
+          <w:rFonts w:ascii="Segoe UI" w:hAnsi="Segoe UI"/>
+          <w:b w:val="0"/>
+          <w:i w:val="0"/>
+          <w:sz w:val="20"/>
+        </w:rPr>
+        <w:t>Why this matters here specifically, more than on an arbitrary consumer account: a customer_admin login is the account that can issue a new Cyber Risk Passport, revoke an existing one, and grant or revoke a broker's or carrier's access to it. An attacker who compromises only a password, with no second factor in the way, inherits all of that authority instantly. Every one of the separation-of-duties controls examined earlier in this book, independent verification, independent remediation sign-off, independent appeal review, assumes that the account taking an action is genuinely the person it claims to be. MFA is the control that protects that assumption at its weakest point, the login itself.</w:t>
+      </w:r>
+    </w:p>
+    <w:tbl>
+      <w:tblPr>
+        <w:tblW w:type="auto" w:w="0"/>
+        <w:jc w:val="center"/>
+        <w:tblLook w:firstColumn="1" w:firstRow="1" w:lastColumn="0" w:lastRow="0" w:noHBand="0" w:noVBand="1" w:val="04A0"/>
+      </w:tblPr>
+      <w:tblGrid>
+        <w:gridCol w:w="9648"/>
+      </w:tblGrid>
+      <w:tr>
+        <w:tc>
+          <w:tcPr>
+            <w:tcW w:type="dxa" w:w="9648"/>
+            <w:shd w:val="clear" w:color="auto" w:fill="ECF3EC"/>
+            <w:tcMar>
+              <w:top w:w="100" w:type="dxa"/>
+              <w:bottom w:w="100" w:type="dxa"/>
+              <w:start w:w="160" w:type="dxa"/>
+              <w:end w:w="160" w:type="dxa"/>
+            </w:tcMar>
+            <w:tcBorders>
+              <w:left w:val="single" w:sz="26" w:space="0" w:color="1B5E20"/>
+              <w:top w:val="single" w:sz="4" w:space="0" w:color="D8DEE4"/>
+              <w:bottom w:val="single" w:sz="4" w:space="0" w:color="D8DEE4"/>
+              <w:right w:val="single" w:sz="4" w:space="0" w:color="D8DEE4"/>
+            </w:tcBorders>
+          </w:tcPr>
+          <w:p>
+            <w:pPr>
+              <w:spacing w:before="0" w:after="60"/>
+            </w:pPr>
+            <w:r/>
+            <w:r>
+              <w:rPr>
+                <w:rFonts w:ascii="Segoe UI" w:hAnsi="Segoe UI"/>
+                <w:b/>
+                <w:i w:val="0"/>
+                <w:color w:val="14431A"/>
+                <w:sz w:val="21"/>
+              </w:rPr>
+              <w:t>LEADING PRACTICE</w:t>
+            </w:r>
+          </w:p>
+          <w:p>
+            <w:pPr>
+              <w:spacing w:before="0" w:after="40"/>
+            </w:pPr>
+            <w:r>
+              <w:rPr>
+                <w:rFonts w:ascii="Segoe UI" w:hAnsi="Segoe UI"/>
+                <w:b w:val="0"/>
+                <w:i w:val="0"/>
+                <w:sz w:val="20"/>
+              </w:rPr>
+              <w:t>Enable MFA on every account with meaningful authority, not only the primary administrator. A Laurelshield deployment with one well-protected admin account and several unprotected secondary accounts has not actually closed this gap, it has just moved the easiest target.</w:t>
+            </w:r>
+          </w:p>
+        </w:tc>
+      </w:tr>
+    </w:tbl>
+    <w:p>
+      <w:pPr>
+        <w:spacing w:before="0" w:after="80"/>
+      </w:pPr>
+    </w:p>
+    <w:p>
+      <w:pPr>
+        <w:pStyle w:val="Heading2"/>
+      </w:pPr>
+      <w:r>
+        <w:t>Single Sign-On</w:t>
+      </w:r>
+    </w:p>
+    <w:p>
+      <w:pPr>
+        <w:spacing w:before="0" w:after="120"/>
+      </w:pPr>
+      <w:r>
+        <w:rPr>
+          <w:rFonts w:ascii="Segoe UI" w:hAnsi="Segoe UI"/>
+          <w:b w:val="0"/>
+          <w:i w:val="0"/>
+          <w:sz w:val="20"/>
+        </w:rPr>
+        <w:t>The Single Sign-On card, visible only to accounts tied to an organization, customer, broker, and carrier accounts, not Laurelshield's own Assurance Operations staff, lets an organization connect its own identity provider: Okta, Microsoft Entra ID, Google Workspace, Ping, Auth0, or any other provider that speaks standard OpenID Connect. Configuring it requires the organization's email domain, the identity provider's issuer URL, and a client ID and client secret from an application registration made on that provider's side. A Test Configuration button checks that Laurelshield can actually reach the provider's discovery document before the configuration is saved, catching a typo'd issuer URL or an unreachable endpoint immediately rather than at the next real sign-in attempt.</w:t>
+      </w:r>
+    </w:p>
+    <w:p>
+      <w:pPr>
+        <w:spacing w:before="0" w:after="120"/>
+      </w:pPr>
+      <w:r>
+        <w:rPr>
+          <w:rFonts w:ascii="Segoe UI" w:hAnsi="Segoe UI"/>
+          <w:b w:val="0"/>
+          <w:i w:val="0"/>
+          <w:sz w:val="20"/>
+        </w:rPr>
+        <w:t>Once configured, anyone at that organization can use the "Continue with company SSO instead" button on the login screen described in Chapter 12: they enter their work email, the platform looks up the matching organization by email domain, and the browser is redirected to that organization's identity provider using the Authorization Code flow with PKCE, the current standard, security-hardened way to implement OpenID Connect for a web application. After the identity provider authenticates the person and redirects back, Laurelshield exchanges the authorization code for identity tokens and looks for an existing Laurelshield account whose email matches.</w:t>
+      </w:r>
+    </w:p>
+    <w:tbl>
+      <w:tblPr>
+        <w:tblW w:type="auto" w:w="0"/>
+        <w:jc w:val="center"/>
+        <w:tblLook w:firstColumn="1" w:firstRow="1" w:lastColumn="0" w:lastRow="0" w:noHBand="0" w:noVBand="1" w:val="04A0"/>
+      </w:tblPr>
+      <w:tblGrid>
+        <w:gridCol w:w="9648"/>
+      </w:tblGrid>
+      <w:tr>
+        <w:tc>
+          <w:tcPr>
+            <w:tcW w:type="dxa" w:w="9648"/>
+            <w:shd w:val="clear" w:color="auto" w:fill="FBE9E7"/>
+            <w:tcMar>
+              <w:top w:w="100" w:type="dxa"/>
+              <w:bottom w:w="100" w:type="dxa"/>
+              <w:start w:w="160" w:type="dxa"/>
+              <w:end w:w="160" w:type="dxa"/>
+            </w:tcMar>
+            <w:tcBorders>
+              <w:left w:val="single" w:sz="26" w:space="0" w:color="9B1C1C"/>
+              <w:top w:val="single" w:sz="4" w:space="0" w:color="D8DEE4"/>
+              <w:bottom w:val="single" w:sz="4" w:space="0" w:color="D8DEE4"/>
+              <w:right w:val="single" w:sz="4" w:space="0" w:color="D8DEE4"/>
+            </w:tcBorders>
+          </w:tcPr>
+          <w:p>
+            <w:pPr>
+              <w:spacing w:before="0" w:after="60"/>
+            </w:pPr>
+            <w:r/>
+            <w:r>
+              <w:rPr>
+                <w:rFonts w:ascii="Segoe UI" w:hAnsi="Segoe UI"/>
+                <w:b/>
+                <w:i w:val="0"/>
+                <w:color w:val="7A1616"/>
+                <w:sz w:val="21"/>
+              </w:rPr>
+              <w:t>COMPLIANCE WARNING</w:t>
+            </w:r>
+          </w:p>
+          <w:p>
+            <w:pPr>
+              <w:spacing w:before="0" w:after="40"/>
+            </w:pPr>
+            <w:r>
+              <w:rPr>
+                <w:rFonts w:ascii="Segoe UI" w:hAnsi="Segoe UI"/>
+                <w:b w:val="0"/>
+                <w:i w:val="0"/>
+                <w:sz w:val="20"/>
+              </w:rPr>
+              <w:t>Single sign-on in this platform authenticates; it does not provision. It signs in an account that already exists, matched strictly by email address within the organization's own configuration. It does not create a new Laurelshield account and it does not assign or change a role. Who has an account at ABC Manufacturing at all, and what role, customer_admin or otherwise, they hold, remains a decision made separately, the same way it always was. An identity provider successfully authenticating someone whose email has no matching Laurelshield account results in a clear error, not an automatically created account.</w:t>
+            </w:r>
+          </w:p>
+        </w:tc>
+      </w:tr>
+    </w:tbl>
+    <w:p>
+      <w:pPr>
+        <w:spacing w:before="0" w:after="80"/>
+      </w:pPr>
+    </w:p>
+    <w:p>
+      <w:pPr>
+        <w:spacing w:before="0" w:after="120"/>
+      </w:pPr>
+      <w:r>
+        <w:rPr>
+          <w:rFonts w:ascii="Segoe UI" w:hAnsi="Segoe UI"/>
+          <w:b w:val="0"/>
+          <w:i w:val="0"/>
+          <w:sz w:val="20"/>
+        </w:rPr>
+        <w:t>This is a deliberate, narrower scope than "full SSO" sometimes implies in other products, and it mirrors a pattern seen elsewhere in this book: the platform draws a hard line between authentication, confirming who someone is, and authorization, deciding what they are allowed to do, the same distinction that underlies the separation-of-duties controls covered in Chapter 5 and Chapter 8. Single sign-on answers only the first question. It is also, deliberately, a multi-tenant "bring your own identity provider" design rather than one shared provider for the whole platform: ABC Manufacturing's configuration is scoped to ABC Manufacturing's own organization record and has no bearing on how Granite Peak Insurance Brokers or Northstar Underwriting configure, or don't configure, their own single sign-on.</w:t>
+      </w:r>
+    </w:p>
+    <w:p>
+      <w:pPr>
+        <w:spacing w:before="0" w:after="120"/>
+      </w:pPr>
+      <w:r>
+        <w:rPr>
+          <w:rFonts w:ascii="Segoe UI" w:hAnsi="Segoe UI"/>
+          <w:b w:val="0"/>
+          <w:i w:val="0"/>
+          <w:sz w:val="20"/>
+        </w:rPr>
+        <w:t>This concludes the guided walkthrough of the Customer Portal. A customer administrator who has worked through this part in order, from first login through Account Settings, has now seen every screen they need for the full lifecycle: registering scope, connecting evidence, reviewing verified control results, mapping supplier dependencies, working remediation, issuing and managing a signed passport, controlling who can see it, contesting a decision when warranted, confirming independently that the whole process behaved exactly as described, and protecting the login that makes all of the above trustworthy in the first place.</w:t>
       </w:r>
     </w:p>
     <w:p>
@@ -10511,7 +11006,7 @@
       </w:pPr>
     </w:p>
     <w:sectPr>
-      <w:footerReference w:type="default" r:id="rId20"/>
+      <w:footerReference w:type="default" r:id="rId22"/>
       <w:pgSz w:w="12240" w:h="15840"/>
       <w:pgMar w:top="1296" w:right="1296" w:bottom="1296" w:left="1296" w:header="720" w:footer="720" w:gutter="0"/>
       <w:cols w:space="720"/>
